--- a/Сети/КП/Документация/6. Чертеж установки технических средств.docx
+++ b/Сети/КП/Документация/6. Чертеж установки технических средств.docx
@@ -738,14 +738,8 @@
             <w:pPr>
               <w:ind w:firstLine="0"/>
               <w:jc w:val="center"/>
-              <w:rPr>
-                <w:highlight w:val="yellow"/>
-              </w:rPr>
-            </w:pPr>
-            <w:r>
-              <w:rPr>
-                <w:highlight w:val="yellow"/>
-              </w:rPr>
+            </w:pPr>
+            <w:r>
               <w:t>№</w:t>
             </w:r>
           </w:p>
@@ -759,14 +753,8 @@
             <w:pPr>
               <w:ind w:firstLine="0"/>
               <w:jc w:val="center"/>
-              <w:rPr>
-                <w:highlight w:val="yellow"/>
-              </w:rPr>
-            </w:pPr>
-            <w:r>
-              <w:rPr>
-                <w:highlight w:val="yellow"/>
-              </w:rPr>
+            </w:pPr>
+            <w:r>
               <w:t>Наименование</w:t>
             </w:r>
           </w:p>
@@ -780,14 +768,8 @@
             <w:pPr>
               <w:ind w:firstLine="0"/>
               <w:jc w:val="center"/>
-              <w:rPr>
-                <w:highlight w:val="yellow"/>
-              </w:rPr>
-            </w:pPr>
-            <w:r>
-              <w:rPr>
-                <w:highlight w:val="yellow"/>
-              </w:rPr>
+            </w:pPr>
+            <w:r>
               <w:t>Кол.</w:t>
             </w:r>
           </w:p>
@@ -801,14 +783,8 @@
             <w:pPr>
               <w:ind w:firstLine="0"/>
               <w:jc w:val="center"/>
-              <w:rPr>
-                <w:highlight w:val="yellow"/>
-              </w:rPr>
-            </w:pPr>
-            <w:r>
-              <w:rPr>
-                <w:highlight w:val="yellow"/>
-              </w:rPr>
+            </w:pPr>
+            <w:r>
               <w:t>Примечание</w:t>
             </w:r>
           </w:p>
@@ -827,41 +803,30 @@
             <w:pPr>
               <w:ind w:firstLine="0"/>
               <w:jc w:val="center"/>
+            </w:pPr>
+            <w:r>
+              <w:t>1</w:t>
+            </w:r>
+          </w:p>
+        </w:tc>
+        <w:tc>
+          <w:tcPr>
+            <w:tcW w:w="4507" w:type="dxa"/>
+            <w:vAlign w:val="center"/>
+          </w:tcPr>
+          <w:p>
+            <w:pPr>
+              <w:ind w:firstLine="0"/>
+              <w:jc w:val="center"/>
               <w:rPr>
-                <w:highlight w:val="yellow"/>
-              </w:rPr>
-            </w:pPr>
-            <w:r>
-              <w:rPr>
-                <w:highlight w:val="yellow"/>
-              </w:rPr>
-              <w:t>1</w:t>
-            </w:r>
-          </w:p>
-        </w:tc>
-        <w:tc>
-          <w:tcPr>
-            <w:tcW w:w="4507" w:type="dxa"/>
-            <w:vAlign w:val="center"/>
-          </w:tcPr>
-          <w:p>
-            <w:pPr>
-              <w:ind w:firstLine="0"/>
-              <w:jc w:val="center"/>
-              <w:rPr>
-                <w:highlight w:val="yellow"/>
                 <w:lang w:val="en-US"/>
               </w:rPr>
             </w:pPr>
             <w:r>
+              <w:t xml:space="preserve">Маршрутизатор </w:t>
+            </w:r>
+            <w:r>
               <w:rPr>
-                <w:highlight w:val="yellow"/>
-              </w:rPr>
-              <w:t xml:space="preserve">Маршрутизатор </w:t>
-            </w:r>
-            <w:r>
-              <w:rPr>
-                <w:highlight w:val="yellow"/>
                 <w:lang w:val="en-US"/>
               </w:rPr>
               <w:t>Cisco 2911/K9</w:t>
@@ -878,13 +843,11 @@
               <w:ind w:firstLine="0"/>
               <w:jc w:val="center"/>
               <w:rPr>
-                <w:highlight w:val="yellow"/>
                 <w:lang w:val="en-US"/>
               </w:rPr>
             </w:pPr>
             <w:r>
               <w:rPr>
-                <w:highlight w:val="yellow"/>
                 <w:lang w:val="en-US"/>
               </w:rPr>
               <w:t>2</w:t>
@@ -900,9 +863,6 @@
             <w:pPr>
               <w:ind w:firstLine="0"/>
               <w:jc w:val="center"/>
-              <w:rPr>
-                <w:highlight w:val="yellow"/>
-              </w:rPr>
             </w:pPr>
           </w:p>
         </w:tc>
@@ -920,41 +880,30 @@
             <w:pPr>
               <w:ind w:firstLine="0"/>
               <w:jc w:val="center"/>
+            </w:pPr>
+            <w:r>
+              <w:t>2</w:t>
+            </w:r>
+          </w:p>
+        </w:tc>
+        <w:tc>
+          <w:tcPr>
+            <w:tcW w:w="4507" w:type="dxa"/>
+            <w:vAlign w:val="center"/>
+          </w:tcPr>
+          <w:p>
+            <w:pPr>
+              <w:ind w:firstLine="0"/>
+              <w:jc w:val="center"/>
               <w:rPr>
-                <w:highlight w:val="yellow"/>
-              </w:rPr>
-            </w:pPr>
-            <w:r>
-              <w:rPr>
-                <w:highlight w:val="yellow"/>
-              </w:rPr>
-              <w:t>2</w:t>
-            </w:r>
-          </w:p>
-        </w:tc>
-        <w:tc>
-          <w:tcPr>
-            <w:tcW w:w="4507" w:type="dxa"/>
-            <w:vAlign w:val="center"/>
-          </w:tcPr>
-          <w:p>
-            <w:pPr>
-              <w:ind w:firstLine="0"/>
-              <w:jc w:val="center"/>
-              <w:rPr>
-                <w:highlight w:val="yellow"/>
                 <w:lang w:val="en-US"/>
               </w:rPr>
             </w:pPr>
             <w:r>
+              <w:t>Коммутатор</w:t>
+            </w:r>
+            <w:r>
               <w:rPr>
-                <w:highlight w:val="yellow"/>
-              </w:rPr>
-              <w:t>Коммутатор</w:t>
-            </w:r>
-            <w:r>
-              <w:rPr>
-                <w:highlight w:val="yellow"/>
                 <w:lang w:val="en-US"/>
               </w:rPr>
               <w:t xml:space="preserve"> Cisco Catalyst WS-C3650-24PS-S</w:t>
@@ -971,13 +920,11 @@
               <w:ind w:firstLine="0"/>
               <w:jc w:val="center"/>
               <w:rPr>
-                <w:highlight w:val="yellow"/>
                 <w:lang w:val="en-US"/>
               </w:rPr>
             </w:pPr>
             <w:r>
               <w:rPr>
-                <w:highlight w:val="yellow"/>
                 <w:lang w:val="en-US"/>
               </w:rPr>
               <w:t>4</w:t>
@@ -993,21 +940,14 @@
             <w:pPr>
               <w:ind w:firstLine="0"/>
               <w:jc w:val="center"/>
+            </w:pPr>
+            <w:r>
               <w:rPr>
-                <w:highlight w:val="yellow"/>
-              </w:rPr>
-            </w:pPr>
-            <w:r>
-              <w:rPr>
-                <w:highlight w:val="yellow"/>
                 <w:lang w:val="en-US"/>
               </w:rPr>
               <w:t xml:space="preserve">L2-L3 </w:t>
             </w:r>
             <w:r>
-              <w:rPr>
-                <w:highlight w:val="yellow"/>
-              </w:rPr>
               <w:t>уровни</w:t>
             </w:r>
           </w:p>
@@ -1026,14 +966,8 @@
             <w:pPr>
               <w:ind w:firstLine="0"/>
               <w:jc w:val="center"/>
-              <w:rPr>
-                <w:highlight w:val="yellow"/>
-              </w:rPr>
-            </w:pPr>
-            <w:r>
-              <w:rPr>
-                <w:highlight w:val="yellow"/>
-              </w:rPr>
+            </w:pPr>
+            <w:r>
               <w:t>3</w:t>
             </w:r>
           </w:p>
@@ -1049,19 +983,14 @@
               <w:ind w:firstLine="0"/>
               <w:jc w:val="center"/>
               <w:rPr>
-                <w:highlight w:val="yellow"/>
                 <w:lang w:val="en-US"/>
               </w:rPr>
             </w:pPr>
             <w:r>
+              <w:t>Коммутатор</w:t>
+            </w:r>
+            <w:r>
               <w:rPr>
-                <w:highlight w:val="yellow"/>
-              </w:rPr>
-              <w:t>Коммутатор</w:t>
-            </w:r>
-            <w:r>
-              <w:rPr>
-                <w:highlight w:val="yellow"/>
                 <w:lang w:val="en-US"/>
               </w:rPr>
               <w:t xml:space="preserve"> Cisco Catalyst WS-C2960R+48TC-L</w:t>
@@ -1077,14 +1006,8 @@
             <w:pPr>
               <w:ind w:firstLine="0"/>
               <w:jc w:val="center"/>
-              <w:rPr>
-                <w:highlight w:val="yellow"/>
-              </w:rPr>
-            </w:pPr>
-            <w:r>
-              <w:rPr>
-                <w:highlight w:val="yellow"/>
-              </w:rPr>
+            </w:pPr>
+            <w:r>
               <w:t>3</w:t>
             </w:r>
           </w:p>
@@ -1098,14 +1021,8 @@
             <w:pPr>
               <w:ind w:firstLine="0"/>
               <w:jc w:val="center"/>
-              <w:rPr>
-                <w:highlight w:val="yellow"/>
-              </w:rPr>
-            </w:pPr>
-            <w:r>
-              <w:rPr>
-                <w:highlight w:val="yellow"/>
-              </w:rPr>
+            </w:pPr>
+            <w:r>
               <w:t>Серверный сегмент</w:t>
             </w:r>
           </w:p>
@@ -1124,14 +1041,8 @@
             <w:pPr>
               <w:ind w:firstLine="0"/>
               <w:jc w:val="center"/>
-              <w:rPr>
-                <w:highlight w:val="yellow"/>
-              </w:rPr>
-            </w:pPr>
-            <w:r>
-              <w:rPr>
-                <w:highlight w:val="yellow"/>
-              </w:rPr>
+            </w:pPr>
+            <w:r>
               <w:t>4</w:t>
             </w:r>
           </w:p>
@@ -1147,7 +1058,6 @@
               <w:ind w:firstLine="0"/>
               <w:jc w:val="center"/>
               <w:rPr>
-                <w:highlight w:val="yellow"/>
                 <w:lang w:val="en-US"/>
               </w:rPr>
             </w:pPr>
@@ -1162,14 +1072,8 @@
             <w:pPr>
               <w:ind w:firstLine="0"/>
               <w:jc w:val="center"/>
-              <w:rPr>
-                <w:highlight w:val="yellow"/>
-              </w:rPr>
-            </w:pPr>
-            <w:r>
-              <w:rPr>
-                <w:highlight w:val="yellow"/>
-              </w:rPr>
+            </w:pPr>
+            <w:r>
               <w:t>6</w:t>
             </w:r>
           </w:p>
@@ -1183,14 +1087,8 @@
             <w:pPr>
               <w:ind w:firstLine="0"/>
               <w:jc w:val="center"/>
-              <w:rPr>
-                <w:highlight w:val="yellow"/>
-              </w:rPr>
-            </w:pPr>
-            <w:r>
-              <w:rPr>
-                <w:highlight w:val="yellow"/>
-              </w:rPr>
+            </w:pPr>
+            <w:r>
               <w:t>Пользовательский сегмент, 48 портов</w:t>
             </w:r>
           </w:p>
@@ -1209,41 +1107,30 @@
             <w:pPr>
               <w:ind w:firstLine="0"/>
               <w:jc w:val="center"/>
+            </w:pPr>
+            <w:r>
+              <w:t>5</w:t>
+            </w:r>
+          </w:p>
+        </w:tc>
+        <w:tc>
+          <w:tcPr>
+            <w:tcW w:w="4507" w:type="dxa"/>
+            <w:vAlign w:val="center"/>
+          </w:tcPr>
+          <w:p>
+            <w:pPr>
+              <w:ind w:firstLine="0"/>
+              <w:jc w:val="center"/>
               <w:rPr>
-                <w:highlight w:val="yellow"/>
-              </w:rPr>
-            </w:pPr>
-            <w:r>
-              <w:rPr>
-                <w:highlight w:val="yellow"/>
-              </w:rPr>
-              <w:t>5</w:t>
-            </w:r>
-          </w:p>
-        </w:tc>
-        <w:tc>
-          <w:tcPr>
-            <w:tcW w:w="4507" w:type="dxa"/>
-            <w:vAlign w:val="center"/>
-          </w:tcPr>
-          <w:p>
-            <w:pPr>
-              <w:ind w:firstLine="0"/>
-              <w:jc w:val="center"/>
-              <w:rPr>
-                <w:highlight w:val="yellow"/>
                 <w:lang w:val="en-US"/>
               </w:rPr>
             </w:pPr>
             <w:r>
+              <w:t>Коммутатор</w:t>
+            </w:r>
+            <w:r>
               <w:rPr>
-                <w:highlight w:val="yellow"/>
-              </w:rPr>
-              <w:t>Коммутатор</w:t>
-            </w:r>
-            <w:r>
-              <w:rPr>
-                <w:highlight w:val="yellow"/>
                 <w:lang w:val="en-US"/>
               </w:rPr>
               <w:t xml:space="preserve"> Cisco Catalyst WS-C2960R+24TC-L</w:t>
@@ -1259,14 +1146,8 @@
             <w:pPr>
               <w:ind w:firstLine="0"/>
               <w:jc w:val="center"/>
-              <w:rPr>
-                <w:highlight w:val="yellow"/>
-              </w:rPr>
-            </w:pPr>
-            <w:r>
-              <w:rPr>
-                <w:highlight w:val="yellow"/>
-              </w:rPr>
+            </w:pPr>
+            <w:r>
               <w:t>6</w:t>
             </w:r>
           </w:p>
@@ -1280,14 +1161,8 @@
             <w:pPr>
               <w:ind w:firstLine="0"/>
               <w:jc w:val="center"/>
-              <w:rPr>
-                <w:highlight w:val="yellow"/>
-              </w:rPr>
-            </w:pPr>
-            <w:r>
-              <w:rPr>
-                <w:highlight w:val="yellow"/>
-              </w:rPr>
+            </w:pPr>
+            <w:r>
               <w:t>Пользовательский сегмент, 24 порта</w:t>
             </w:r>
           </w:p>

--- a/Сети/КП/Документация/6. Чертеж установки технических средств.docx
+++ b/Сети/КП/Документация/6. Чертеж установки технических средств.docx
@@ -738,8 +738,16 @@
             <w:pPr>
               <w:ind w:firstLine="0"/>
               <w:jc w:val="center"/>
+              <w:rPr>
+                <w:sz w:val="24"/>
+                <w:szCs w:val="22"/>
+              </w:rPr>
             </w:pPr>
             <w:r>
+              <w:rPr>
+                <w:sz w:val="24"/>
+                <w:szCs w:val="22"/>
+              </w:rPr>
               <w:t>№</w:t>
             </w:r>
           </w:p>
@@ -753,8 +761,16 @@
             <w:pPr>
               <w:ind w:firstLine="0"/>
               <w:jc w:val="center"/>
+              <w:rPr>
+                <w:sz w:val="24"/>
+                <w:szCs w:val="22"/>
+              </w:rPr>
             </w:pPr>
             <w:r>
+              <w:rPr>
+                <w:sz w:val="24"/>
+                <w:szCs w:val="22"/>
+              </w:rPr>
               <w:t>Наименование</w:t>
             </w:r>
           </w:p>
@@ -768,8 +784,16 @@
             <w:pPr>
               <w:ind w:firstLine="0"/>
               <w:jc w:val="center"/>
+              <w:rPr>
+                <w:sz w:val="24"/>
+                <w:szCs w:val="22"/>
+              </w:rPr>
             </w:pPr>
             <w:r>
+              <w:rPr>
+                <w:sz w:val="24"/>
+                <w:szCs w:val="22"/>
+              </w:rPr>
               <w:t>Кол.</w:t>
             </w:r>
           </w:p>
@@ -783,8 +807,16 @@
             <w:pPr>
               <w:ind w:firstLine="0"/>
               <w:jc w:val="center"/>
+              <w:rPr>
+                <w:sz w:val="24"/>
+                <w:szCs w:val="22"/>
+              </w:rPr>
             </w:pPr>
             <w:r>
+              <w:rPr>
+                <w:sz w:val="24"/>
+                <w:szCs w:val="22"/>
+              </w:rPr>
               <w:t>Примечание</w:t>
             </w:r>
           </w:p>
@@ -803,8 +835,16 @@
             <w:pPr>
               <w:ind w:firstLine="0"/>
               <w:jc w:val="center"/>
+              <w:rPr>
+                <w:sz w:val="24"/>
+                <w:szCs w:val="22"/>
+              </w:rPr>
             </w:pPr>
             <w:r>
+              <w:rPr>
+                <w:sz w:val="24"/>
+                <w:szCs w:val="22"/>
+              </w:rPr>
               <w:t>1</w:t>
             </w:r>
           </w:p>
@@ -819,14 +859,22 @@
               <w:ind w:firstLine="0"/>
               <w:jc w:val="center"/>
               <w:rPr>
+                <w:sz w:val="24"/>
+                <w:szCs w:val="22"/>
                 <w:lang w:val="en-US"/>
               </w:rPr>
             </w:pPr>
             <w:r>
+              <w:rPr>
+                <w:sz w:val="24"/>
+                <w:szCs w:val="22"/>
+              </w:rPr>
               <w:t xml:space="preserve">Маршрутизатор </w:t>
             </w:r>
             <w:r>
               <w:rPr>
+                <w:sz w:val="24"/>
+                <w:szCs w:val="22"/>
                 <w:lang w:val="en-US"/>
               </w:rPr>
               <w:t>Cisco 2911/K9</w:t>
@@ -843,11 +891,15 @@
               <w:ind w:firstLine="0"/>
               <w:jc w:val="center"/>
               <w:rPr>
+                <w:sz w:val="24"/>
+                <w:szCs w:val="22"/>
                 <w:lang w:val="en-US"/>
               </w:rPr>
             </w:pPr>
             <w:r>
               <w:rPr>
+                <w:sz w:val="24"/>
+                <w:szCs w:val="22"/>
                 <w:lang w:val="en-US"/>
               </w:rPr>
               <w:t>2</w:t>
@@ -863,6 +915,10 @@
             <w:pPr>
               <w:ind w:firstLine="0"/>
               <w:jc w:val="center"/>
+              <w:rPr>
+                <w:sz w:val="24"/>
+                <w:szCs w:val="22"/>
+              </w:rPr>
             </w:pPr>
           </w:p>
         </w:tc>
@@ -880,8 +936,16 @@
             <w:pPr>
               <w:ind w:firstLine="0"/>
               <w:jc w:val="center"/>
+              <w:rPr>
+                <w:sz w:val="24"/>
+                <w:szCs w:val="22"/>
+              </w:rPr>
             </w:pPr>
             <w:r>
+              <w:rPr>
+                <w:sz w:val="24"/>
+                <w:szCs w:val="22"/>
+              </w:rPr>
               <w:t>2</w:t>
             </w:r>
           </w:p>
@@ -896,14 +960,22 @@
               <w:ind w:firstLine="0"/>
               <w:jc w:val="center"/>
               <w:rPr>
+                <w:sz w:val="24"/>
+                <w:szCs w:val="22"/>
                 <w:lang w:val="en-US"/>
               </w:rPr>
             </w:pPr>
             <w:r>
+              <w:rPr>
+                <w:sz w:val="24"/>
+                <w:szCs w:val="22"/>
+              </w:rPr>
               <w:t>Коммутатор</w:t>
             </w:r>
             <w:r>
               <w:rPr>
+                <w:sz w:val="24"/>
+                <w:szCs w:val="22"/>
                 <w:lang w:val="en-US"/>
               </w:rPr>
               <w:t xml:space="preserve"> Cisco Catalyst WS-C3650-24PS-S</w:t>
@@ -920,11 +992,15 @@
               <w:ind w:firstLine="0"/>
               <w:jc w:val="center"/>
               <w:rPr>
+                <w:sz w:val="24"/>
+                <w:szCs w:val="22"/>
                 <w:lang w:val="en-US"/>
               </w:rPr>
             </w:pPr>
             <w:r>
               <w:rPr>
+                <w:sz w:val="24"/>
+                <w:szCs w:val="22"/>
                 <w:lang w:val="en-US"/>
               </w:rPr>
               <w:t>4</w:t>
@@ -940,14 +1016,24 @@
             <w:pPr>
               <w:ind w:firstLine="0"/>
               <w:jc w:val="center"/>
+              <w:rPr>
+                <w:sz w:val="24"/>
+                <w:szCs w:val="22"/>
+              </w:rPr>
             </w:pPr>
             <w:r>
               <w:rPr>
+                <w:sz w:val="24"/>
+                <w:szCs w:val="22"/>
                 <w:lang w:val="en-US"/>
               </w:rPr>
               <w:t xml:space="preserve">L2-L3 </w:t>
             </w:r>
             <w:r>
+              <w:rPr>
+                <w:sz w:val="24"/>
+                <w:szCs w:val="22"/>
+              </w:rPr>
               <w:t>уровни</w:t>
             </w:r>
           </w:p>
@@ -966,8 +1052,16 @@
             <w:pPr>
               <w:ind w:firstLine="0"/>
               <w:jc w:val="center"/>
+              <w:rPr>
+                <w:sz w:val="24"/>
+                <w:szCs w:val="22"/>
+              </w:rPr>
             </w:pPr>
             <w:r>
+              <w:rPr>
+                <w:sz w:val="24"/>
+                <w:szCs w:val="22"/>
+              </w:rPr>
               <w:t>3</w:t>
             </w:r>
           </w:p>
@@ -983,14 +1077,22 @@
               <w:ind w:firstLine="0"/>
               <w:jc w:val="center"/>
               <w:rPr>
+                <w:sz w:val="24"/>
+                <w:szCs w:val="22"/>
                 <w:lang w:val="en-US"/>
               </w:rPr>
             </w:pPr>
             <w:r>
+              <w:rPr>
+                <w:sz w:val="24"/>
+                <w:szCs w:val="22"/>
+              </w:rPr>
               <w:t>Коммутатор</w:t>
             </w:r>
             <w:r>
               <w:rPr>
+                <w:sz w:val="24"/>
+                <w:szCs w:val="22"/>
                 <w:lang w:val="en-US"/>
               </w:rPr>
               <w:t xml:space="preserve"> Cisco Catalyst WS-C2960R+48TC-L</w:t>
@@ -1006,8 +1108,16 @@
             <w:pPr>
               <w:ind w:firstLine="0"/>
               <w:jc w:val="center"/>
+              <w:rPr>
+                <w:sz w:val="24"/>
+                <w:szCs w:val="22"/>
+              </w:rPr>
             </w:pPr>
             <w:r>
+              <w:rPr>
+                <w:sz w:val="24"/>
+                <w:szCs w:val="22"/>
+              </w:rPr>
               <w:t>3</w:t>
             </w:r>
           </w:p>
@@ -1021,8 +1131,16 @@
             <w:pPr>
               <w:ind w:firstLine="0"/>
               <w:jc w:val="center"/>
+              <w:rPr>
+                <w:sz w:val="24"/>
+                <w:szCs w:val="22"/>
+              </w:rPr>
             </w:pPr>
             <w:r>
+              <w:rPr>
+                <w:sz w:val="24"/>
+                <w:szCs w:val="22"/>
+              </w:rPr>
               <w:t>Серверный сегмент</w:t>
             </w:r>
           </w:p>
@@ -1041,8 +1159,16 @@
             <w:pPr>
               <w:ind w:firstLine="0"/>
               <w:jc w:val="center"/>
+              <w:rPr>
+                <w:sz w:val="24"/>
+                <w:szCs w:val="22"/>
+              </w:rPr>
             </w:pPr>
             <w:r>
+              <w:rPr>
+                <w:sz w:val="24"/>
+                <w:szCs w:val="22"/>
+              </w:rPr>
               <w:t>4</w:t>
             </w:r>
           </w:p>
@@ -1058,6 +1184,8 @@
               <w:ind w:firstLine="0"/>
               <w:jc w:val="center"/>
               <w:rPr>
+                <w:sz w:val="24"/>
+                <w:szCs w:val="22"/>
                 <w:lang w:val="en-US"/>
               </w:rPr>
             </w:pPr>
@@ -1072,8 +1200,16 @@
             <w:pPr>
               <w:ind w:firstLine="0"/>
               <w:jc w:val="center"/>
+              <w:rPr>
+                <w:sz w:val="24"/>
+                <w:szCs w:val="22"/>
+              </w:rPr>
             </w:pPr>
             <w:r>
+              <w:rPr>
+                <w:sz w:val="24"/>
+                <w:szCs w:val="22"/>
+              </w:rPr>
               <w:t>6</w:t>
             </w:r>
           </w:p>
@@ -1087,8 +1223,16 @@
             <w:pPr>
               <w:ind w:firstLine="0"/>
               <w:jc w:val="center"/>
+              <w:rPr>
+                <w:sz w:val="24"/>
+                <w:szCs w:val="22"/>
+              </w:rPr>
             </w:pPr>
             <w:r>
+              <w:rPr>
+                <w:sz w:val="24"/>
+                <w:szCs w:val="22"/>
+              </w:rPr>
               <w:t>Пользовательский сегмент, 48 портов</w:t>
             </w:r>
           </w:p>
@@ -1107,8 +1251,16 @@
             <w:pPr>
               <w:ind w:firstLine="0"/>
               <w:jc w:val="center"/>
+              <w:rPr>
+                <w:sz w:val="24"/>
+                <w:szCs w:val="22"/>
+              </w:rPr>
             </w:pPr>
             <w:r>
+              <w:rPr>
+                <w:sz w:val="24"/>
+                <w:szCs w:val="22"/>
+              </w:rPr>
               <w:t>5</w:t>
             </w:r>
           </w:p>
@@ -1123,14 +1275,22 @@
               <w:ind w:firstLine="0"/>
               <w:jc w:val="center"/>
               <w:rPr>
+                <w:sz w:val="24"/>
+                <w:szCs w:val="22"/>
                 <w:lang w:val="en-US"/>
               </w:rPr>
             </w:pPr>
             <w:r>
+              <w:rPr>
+                <w:sz w:val="24"/>
+                <w:szCs w:val="22"/>
+              </w:rPr>
               <w:t>Коммутатор</w:t>
             </w:r>
             <w:r>
               <w:rPr>
+                <w:sz w:val="24"/>
+                <w:szCs w:val="22"/>
                 <w:lang w:val="en-US"/>
               </w:rPr>
               <w:t xml:space="preserve"> Cisco Catalyst WS-C2960R+24TC-L</w:t>
@@ -1146,8 +1306,16 @@
             <w:pPr>
               <w:ind w:firstLine="0"/>
               <w:jc w:val="center"/>
+              <w:rPr>
+                <w:sz w:val="24"/>
+                <w:szCs w:val="22"/>
+              </w:rPr>
             </w:pPr>
             <w:r>
+              <w:rPr>
+                <w:sz w:val="24"/>
+                <w:szCs w:val="22"/>
+              </w:rPr>
               <w:t>6</w:t>
             </w:r>
           </w:p>
@@ -1161,8 +1329,16 @@
             <w:pPr>
               <w:ind w:firstLine="0"/>
               <w:jc w:val="center"/>
+              <w:rPr>
+                <w:sz w:val="24"/>
+                <w:szCs w:val="22"/>
+              </w:rPr>
             </w:pPr>
             <w:r>
+              <w:rPr>
+                <w:sz w:val="24"/>
+                <w:szCs w:val="22"/>
+              </w:rPr>
               <w:t>Пользовательский сегмент, 24 порта</w:t>
             </w:r>
           </w:p>

--- a/Сети/КП/Документация/6. Чертеж установки технических средств.docx
+++ b/Сети/КП/Документация/6. Чертеж установки технических средств.docx
@@ -651,10 +651,10 @@
         </w:rPr>
         <w:lastRenderedPageBreak/>
         <w:drawing>
-          <wp:inline distT="0" distB="0" distL="0" distR="0" wp14:anchorId="7E55FAAD" wp14:editId="2B030245">
+          <wp:inline distT="0" distB="0" distL="0" distR="0" wp14:anchorId="53A2F9C2" wp14:editId="16E27DD5">
             <wp:extent cx="3448050" cy="4010025"/>
             <wp:effectExtent l="0" t="0" r="0" b="9525"/>
-            <wp:docPr id="2" name="Рисунок 2"/>
+            <wp:docPr id="3" name="Рисунок 3"/>
             <wp:cNvGraphicFramePr>
               <a:graphicFrameLocks xmlns:a="http://schemas.openxmlformats.org/drawingml/2006/main" noChangeAspect="1"/>
             </wp:cNvGraphicFramePr>
@@ -662,7 +662,7 @@
               <a:graphicData uri="http://schemas.openxmlformats.org/drawingml/2006/picture">
                 <pic:pic xmlns:pic="http://schemas.openxmlformats.org/drawingml/2006/picture">
                   <pic:nvPicPr>
-                    <pic:cNvPr id="2" name="Рисунок 2"/>
+                    <pic:cNvPr id="3" name="Рисунок 3"/>
                     <pic:cNvPicPr/>
                   </pic:nvPicPr>
                   <pic:blipFill>
@@ -877,7 +877,7 @@
                 <w:szCs w:val="22"/>
                 <w:lang w:val="en-US"/>
               </w:rPr>
-              <w:t>Cisco 2911/K9</w:t>
+              <w:t>HP Aruba 7008-RW</w:t>
             </w:r>
           </w:p>
         </w:tc>
@@ -962,15 +962,36 @@
               <w:rPr>
                 <w:sz w:val="24"/>
                 <w:szCs w:val="22"/>
+              </w:rPr>
+            </w:pPr>
+            <w:r>
+              <w:rPr>
+                <w:sz w:val="24"/>
+                <w:szCs w:val="22"/>
+              </w:rPr>
+              <w:t>Коммутатор</w:t>
+            </w:r>
+            <w:r>
+              <w:rPr>
+                <w:sz w:val="24"/>
+                <w:szCs w:val="22"/>
+              </w:rPr>
+              <w:t xml:space="preserve"> </w:t>
+            </w:r>
+            <w:r>
+              <w:rPr>
+                <w:sz w:val="24"/>
+                <w:szCs w:val="22"/>
                 <w:lang w:val="en-US"/>
               </w:rPr>
-            </w:pPr>
-            <w:r>
-              <w:rPr>
-                <w:sz w:val="24"/>
-                <w:szCs w:val="22"/>
-              </w:rPr>
-              <w:t>Коммутатор</w:t>
+              <w:t>HP</w:t>
+            </w:r>
+            <w:r>
+              <w:rPr>
+                <w:sz w:val="24"/>
+                <w:szCs w:val="22"/>
+              </w:rPr>
+              <w:t xml:space="preserve"> </w:t>
             </w:r>
             <w:r>
               <w:rPr>
@@ -978,7 +999,59 @@
                 <w:szCs w:val="22"/>
                 <w:lang w:val="en-US"/>
               </w:rPr>
-              <w:t xml:space="preserve"> Cisco Catalyst WS-C3650-24PS-S</w:t>
+              <w:t>Aruba</w:t>
+            </w:r>
+            <w:r>
+              <w:rPr>
+                <w:sz w:val="24"/>
+                <w:szCs w:val="22"/>
+              </w:rPr>
+              <w:t xml:space="preserve"> </w:t>
+            </w:r>
+            <w:r>
+              <w:rPr>
+                <w:sz w:val="24"/>
+                <w:szCs w:val="22"/>
+                <w:lang w:val="en-US"/>
+              </w:rPr>
+              <w:t>CX</w:t>
+            </w:r>
+            <w:r>
+              <w:rPr>
+                <w:sz w:val="24"/>
+                <w:szCs w:val="22"/>
+              </w:rPr>
+              <w:t xml:space="preserve"> 6100 24</w:t>
+            </w:r>
+            <w:r>
+              <w:rPr>
+                <w:sz w:val="24"/>
+                <w:szCs w:val="22"/>
+                <w:lang w:val="en-US"/>
+              </w:rPr>
+              <w:t>G</w:t>
+            </w:r>
+            <w:r>
+              <w:rPr>
+                <w:sz w:val="24"/>
+                <w:szCs w:val="22"/>
+              </w:rPr>
+              <w:t xml:space="preserve"> 4</w:t>
+            </w:r>
+            <w:r>
+              <w:rPr>
+                <w:sz w:val="24"/>
+                <w:szCs w:val="22"/>
+                <w:lang w:val="en-US"/>
+              </w:rPr>
+              <w:t>SFP</w:t>
+            </w:r>
+            <w:r>
+              <w:rPr>
+                <w:sz w:val="24"/>
+                <w:szCs w:val="22"/>
+              </w:rPr>
+              <w:t>+</w:t>
             </w:r>
           </w:p>
         </w:tc>
@@ -1079,15 +1152,36 @@
               <w:rPr>
                 <w:sz w:val="24"/>
                 <w:szCs w:val="22"/>
+              </w:rPr>
+            </w:pPr>
+            <w:r>
+              <w:rPr>
+                <w:sz w:val="24"/>
+                <w:szCs w:val="22"/>
+              </w:rPr>
+              <w:t>Коммутатор</w:t>
+            </w:r>
+            <w:r>
+              <w:rPr>
+                <w:sz w:val="24"/>
+                <w:szCs w:val="22"/>
+              </w:rPr>
+              <w:t xml:space="preserve"> </w:t>
+            </w:r>
+            <w:r>
+              <w:rPr>
+                <w:sz w:val="24"/>
+                <w:szCs w:val="22"/>
                 <w:lang w:val="en-US"/>
               </w:rPr>
-            </w:pPr>
-            <w:r>
-              <w:rPr>
-                <w:sz w:val="24"/>
-                <w:szCs w:val="22"/>
-              </w:rPr>
-              <w:t>Коммутатор</w:t>
+              <w:t>HP</w:t>
+            </w:r>
+            <w:r>
+              <w:rPr>
+                <w:sz w:val="24"/>
+                <w:szCs w:val="22"/>
+              </w:rPr>
+              <w:t xml:space="preserve"> </w:t>
             </w:r>
             <w:r>
               <w:rPr>
@@ -1095,7 +1189,59 @@
                 <w:szCs w:val="22"/>
                 <w:lang w:val="en-US"/>
               </w:rPr>
-              <w:t xml:space="preserve"> Cisco Catalyst WS-C2960R+48TC-L</w:t>
+              <w:t>Aruba</w:t>
+            </w:r>
+            <w:r>
+              <w:rPr>
+                <w:sz w:val="24"/>
+                <w:szCs w:val="22"/>
+              </w:rPr>
+              <w:t xml:space="preserve"> 2930</w:t>
+            </w:r>
+            <w:r>
+              <w:rPr>
+                <w:sz w:val="24"/>
+                <w:szCs w:val="22"/>
+                <w:lang w:val="en-US"/>
+              </w:rPr>
+              <w:t>F</w:t>
+            </w:r>
+            <w:r>
+              <w:rPr>
+                <w:sz w:val="24"/>
+                <w:szCs w:val="22"/>
+              </w:rPr>
+              <w:t xml:space="preserve"> 48</w:t>
+            </w:r>
+            <w:r>
+              <w:rPr>
+                <w:sz w:val="24"/>
+                <w:szCs w:val="22"/>
+                <w:lang w:val="en-US"/>
+              </w:rPr>
+              <w:t>G</w:t>
+            </w:r>
+            <w:r>
+              <w:rPr>
+                <w:sz w:val="24"/>
+                <w:szCs w:val="22"/>
+              </w:rPr>
+              <w:t xml:space="preserve"> 4</w:t>
+            </w:r>
+            <w:r>
+              <w:rPr>
+                <w:sz w:val="24"/>
+                <w:szCs w:val="22"/>
+                <w:lang w:val="en-US"/>
+              </w:rPr>
+              <w:t>SFP</w:t>
+            </w:r>
+            <w:r>
+              <w:rPr>
+                <w:sz w:val="24"/>
+                <w:szCs w:val="22"/>
+              </w:rPr>
+              <w:t>+</w:t>
             </w:r>
           </w:p>
         </w:tc>
@@ -1277,15 +1423,36 @@
               <w:rPr>
                 <w:sz w:val="24"/>
                 <w:szCs w:val="22"/>
+              </w:rPr>
+            </w:pPr>
+            <w:r>
+              <w:rPr>
+                <w:sz w:val="24"/>
+                <w:szCs w:val="22"/>
+              </w:rPr>
+              <w:t>Коммутатор</w:t>
+            </w:r>
+            <w:r>
+              <w:rPr>
+                <w:sz w:val="24"/>
+                <w:szCs w:val="22"/>
+              </w:rPr>
+              <w:t xml:space="preserve"> </w:t>
+            </w:r>
+            <w:r>
+              <w:rPr>
+                <w:sz w:val="24"/>
+                <w:szCs w:val="22"/>
                 <w:lang w:val="en-US"/>
               </w:rPr>
-            </w:pPr>
-            <w:r>
-              <w:rPr>
-                <w:sz w:val="24"/>
-                <w:szCs w:val="22"/>
-              </w:rPr>
-              <w:t>Коммутатор</w:t>
+              <w:t>HP</w:t>
+            </w:r>
+            <w:r>
+              <w:rPr>
+                <w:sz w:val="24"/>
+                <w:szCs w:val="22"/>
+              </w:rPr>
+              <w:t xml:space="preserve"> </w:t>
             </w:r>
             <w:r>
               <w:rPr>
@@ -1293,7 +1460,59 @@
                 <w:szCs w:val="22"/>
                 <w:lang w:val="en-US"/>
               </w:rPr>
-              <w:t xml:space="preserve"> Cisco Catalyst WS-C2960R+24TC-L</w:t>
+              <w:t>Aruba</w:t>
+            </w:r>
+            <w:r>
+              <w:rPr>
+                <w:sz w:val="24"/>
+                <w:szCs w:val="22"/>
+              </w:rPr>
+              <w:t xml:space="preserve"> 2930</w:t>
+            </w:r>
+            <w:r>
+              <w:rPr>
+                <w:sz w:val="24"/>
+                <w:szCs w:val="22"/>
+                <w:lang w:val="en-US"/>
+              </w:rPr>
+              <w:t>F</w:t>
+            </w:r>
+            <w:r>
+              <w:rPr>
+                <w:sz w:val="24"/>
+                <w:szCs w:val="22"/>
+              </w:rPr>
+              <w:t xml:space="preserve"> 24</w:t>
+            </w:r>
+            <w:r>
+              <w:rPr>
+                <w:sz w:val="24"/>
+                <w:szCs w:val="22"/>
+                <w:lang w:val="en-US"/>
+              </w:rPr>
+              <w:t>G</w:t>
+            </w:r>
+            <w:r>
+              <w:rPr>
+                <w:sz w:val="24"/>
+                <w:szCs w:val="22"/>
+              </w:rPr>
+              <w:t xml:space="preserve"> 4</w:t>
+            </w:r>
+            <w:r>
+              <w:rPr>
+                <w:sz w:val="24"/>
+                <w:szCs w:val="22"/>
+                <w:lang w:val="en-US"/>
+              </w:rPr>
+              <w:t>SFP</w:t>
+            </w:r>
+            <w:r>
+              <w:rPr>
+                <w:sz w:val="24"/>
+                <w:szCs w:val="22"/>
+              </w:rPr>
+              <w:t>+</w:t>
             </w:r>
           </w:p>
         </w:tc>
